--- a/Meric_Erler_Cover_Letter.docx
+++ b/Meric_Erler_Cover_Letter.docx
@@ -91,7 +91,7 @@
           <w:b w:val="0"/>
           <w:sz w:val="22"/>
         </w:rPr>
-        <w:t>I take idle games apart for fun. I will be a few prestiges deep in one and catch myself reverse-engineering the curve instead of playing it: where is the sink, why did this reward land now, what holds a player who already has everything? That instinct is why I am writing about the Game Economy Designer role.</w:t>
+        <w:t>Lately I have been playing Idle Bank Tycoon, and at some point I stopped playing and started taking notes. To me it reads like AdVenture Capitalist rebuilt for a modern phone audience: the same idle backbone, but with a tighter economy, smarter monetization and far more visual polish. Pulling a live idle economy apart like that is genuinely how I spend my spare time, so when I saw the Game Economy Designer opening on the team, I had to write.</w:t>
       </w:r>
     </w:p>
     <w:p>
@@ -104,7 +104,7 @@
           <w:b w:val="0"/>
           <w:sz w:val="22"/>
         </w:rPr>
-        <w:t>Rather than tell you I can do the work, I built it. I ran a full, self-directed economy-design study on Idle Bank Tycoon. Working in Excel and Google Sheets, I built a parameter-driven model (400+ live formulas) that surfaces the late-game problem: idle cash piling up to thousands of times the next upgrade's cost. Then I designed two live-ops levers for it, a hard-currency liquidity lock and income-scaled rewarded-ad tuning, each modelled in full with ROI and monetization math, a sensitivity grid, retention guardrails and an A/B plan. Together they land a blended ARPDAU lift of +15.5% (about $2M/year at static DAU). If I had to sequence them, I would ship the ad tuning first and treat the loan as the bigger retention bet. The full study sits alongside this letter.</w:t>
+        <w:t>And I do not only play these systems, I build them. I have designed and balanced two games of my own from scratch: a Pokemon-style turn-based RPG with online PvP, where every stat, move and reward had to stay fair across real players, and RocketIO, a real-time multiplayer game built on a missile economy and constant resource trade-offs. Both drilled in the lesson Idle Bank Tycoon runs on, that resource management and economy design are two sides of one coin and the balance is what keeps people playing. To put that against your game directly, I also ran a self-directed economy study on Idle Bank Tycoon: a 400+ formula model in Excel and Google Sheets with two live-ops levers, retention guardrails and an A/B plan that models a blended +15.5% ARPDAU. It is linked below.</w:t>
       </w:r>
     </w:p>
     <w:p>
@@ -117,7 +117,7 @@
           <w:b w:val="0"/>
           <w:sz w:val="22"/>
         </w:rPr>
-        <w:t>My route into economy design went through data: three years turning messy datasets into decisions across pharma, edtech and equity research. Games are where that analytical side and the design side finally meet for me. I also build and ship my own browser games on engines I wrote myself, so I am comfortable moving between the model and the code that runs it. And idle is honestly next on my own roadmap, with an idle tycoon and a single-player idle RPG as the two projects I most want to build.</w:t>
+        <w:t>Before games, I spent three years as a data analyst across pharma, edtech and equity research, turning messy data into decisions. That is the other half of what I would bring to Kolibri: a data-driven read on an economy to sit beside the designer's feel for it. This role is the first place I have found where the systems I love building and the analysis I am good at point at the same goal.</w:t>
       </w:r>
     </w:p>
     <w:p>
@@ -130,7 +130,7 @@
           <w:b w:val="0"/>
           <w:sz w:val="22"/>
         </w:rPr>
-        <w:t>I would love to bring that mix to the Idle Bank Tycoon team: the analytical rigour from years in data, a real feel for how these systems hold players, and a genuine love of the genre. Kolibri helped define idle games with Idle Miner Tycoon, and Idle Bank is the one I would most like to help push to its next milestones. Thanks for reading, and I would welcome the chance to talk it through.</w:t>
+        <w:t>And idle is simply the genre I live in. I have gone deep on Slayer Legend, Legends of Idleon, Idle Slayer, Clicker Heroes and Tap Titans, and I keep my own more-indie idle project on my to-build list, a Classic-WoW-style RPG reimagined as an idle game. I learn fast, I already have built and balanced games to show for it, and this is honestly the role I have been working toward. I would love to talk it through. Thank you for reading.</w:t>
       </w:r>
     </w:p>
     <w:p/>

--- a/Meric_Erler_Cover_Letter.docx
+++ b/Meric_Erler_Cover_Letter.docx
@@ -91,7 +91,7 @@
           <w:b w:val="0"/>
           <w:sz w:val="22"/>
         </w:rPr>
-        <w:t>Lately I have been playing Idle Bank Tycoon, and at some point I stopped playing and started taking notes. To me it reads like AdVenture Capitalist rebuilt for a modern phone audience: the same idle backbone, but with a tighter economy, smarter monetization and far more visual polish. Pulling a live idle economy apart like that is genuinely how I spend my spare time, so when I saw the Game Economy Designer opening on the team, I had to write.</w:t>
+        <w:t>Lately, I have been playing Idle Bank Tycoon, and at some point I stopped playing and started taking notes. It reads like AdVenture Capitalist rebuilt for a modern phone audience: the same idle backbone, but with a tighter economy, smarter monetization, and far more visual polish. Pulling a live idle economy apart like that is genuinely how I spend my spare time, so when I saw the Game Economy Designer opening on the team, I had to write.</w:t>
       </w:r>
     </w:p>
     <w:p>
@@ -104,7 +104,7 @@
           <w:b w:val="0"/>
           <w:sz w:val="22"/>
         </w:rPr>
-        <w:t>And I do not only play these systems, I build them. I have designed and balanced two games of my own from scratch: a Pokemon-style turn-based RPG with online PvP, where every stat, move and reward had to stay fair across real players, and RocketIO, a real-time multiplayer game built on a missile economy and constant resource trade-offs. Both drilled in the lesson Idle Bank Tycoon runs on, that resource management and economy design are two sides of one coin and the balance is what keeps people playing. To put that against your game directly, I also ran a self-directed economy study on Idle Bank Tycoon: a 400+ formula model in Excel and Google Sheets with two live-ops levers, retention guardrails and an A/B plan that models a blended +15.5% ARPDAU. It is linked below.</w:t>
+        <w:t>And I not only play these systems, but I build them. I have designed and balanced two games of my own from scratch: a Pokemon-style turn-based RPG with online PvP, where I successfully maintained balance so that every stat, move, and reward remained fair across all levels of the game, and RocketIO, a real-time multiplayer game built on a missile economy and constant resource trade-offs, where careful tuning is what keeps the matches competitive. Both experiences reinforced the lesson I see in Idle Bank Tycoon: resource management and economic design are two sides of the same coin, and the balance is what keeps people playing. To test this directly in your context, I also conducted a self-directed economic study of Idle Bank Tycoon, developing a model that included two live-ops levers, retention guardrails, and an A/B plan, resulting in a modelled projection of a blended +15.5% ARPDAU. The results of this analysis are linked below.</w:t>
       </w:r>
     </w:p>
     <w:p>
@@ -117,7 +117,7 @@
           <w:b w:val="0"/>
           <w:sz w:val="22"/>
         </w:rPr>
-        <w:t>Before games, I spent three years as a data analyst across pharma, edtech and equity research, turning messy data into decisions. That is the other half of what I would bring to Kolibri: a data-driven read on an economy to sit beside the designer's feel for it. This role is the first place I have found where the systems I love building and the analysis I am good at point at the same goal.</w:t>
+        <w:t>Before games, I spent 3 years as a data analyst across pharma, edtech, and equity research, turning messy data into actionable insights. That is the other half of what I would bring to Kolibri: a data-driven read on an economy to sit beside the designer's feel for it. This role is the first place I have found where the systems I love building and the analysis I am good at point at the same goal.</w:t>
       </w:r>
     </w:p>
     <w:p>
@@ -130,7 +130,7 @@
           <w:b w:val="0"/>
           <w:sz w:val="22"/>
         </w:rPr>
-        <w:t>And idle is simply the genre I live in. I have gone deep on Slayer Legend, Legends of Idleon, Idle Slayer, Clicker Heroes and Tap Titans, and I keep my own more-indie idle project on my to-build list, a Classic-WoW-style RPG reimagined as an idle game. I learn fast, I already have built and balanced games to show for it, and this is honestly the role I have been working toward. I would love to talk it through. Thank you for reading.</w:t>
+        <w:t>And idle is simply the genre I live in. I have gone deep on Idle Maple Story, Slayer Legend, Legends of Idleon, Idle Slayer, and Clicker Heroes, and I keep my own more-indie idle project on my to-build list, a Classic-WoW-style RPG reimagined as an idle game. I learn fast, I already have built and balanced games to show for it, and this is honestly the role I have been working toward. I would love to talk it through. Thank you for reading.</w:t>
       </w:r>
     </w:p>
     <w:p/>
